--- a/tests/fixtures/workspace/oo-rich.docx
+++ b/tests/fixtures/workspace/oo-rich.docx
@@ -381,7 +381,7 @@
 
 <file path=word/comments.xml><?xml version="1.0" encoding="utf-8"?>
 <w:comments xmlns:wpc="http://schemas.microsoft.com/office/word/2010/wordprocessingCanvas" xmlns:mc="http://schemas.openxmlformats.org/markup-compatibility/2006" xmlns:o="urn:schemas-microsoft-com:office:office" xmlns:r="http://schemas.openxmlformats.org/officeDocument/2006/relationships" xmlns:m="http://schemas.openxmlformats.org/officeDocument/2006/math" xmlns:v="urn:schemas-microsoft-com:vml" xmlns:wp14="http://schemas.microsoft.com/office/word/2010/wordprocessingDrawing" xmlns:wp="http://schemas.openxmlformats.org/drawingml/2006/wordprocessingDrawing" xmlns:w10="urn:schemas-microsoft-com:office:word" xmlns:w="http://schemas.openxmlformats.org/wordprocessingml/2006/main" xmlns:w14="http://schemas.microsoft.com/office/word/2010/wordml" xmlns:w15="http://schemas.microsoft.com/office/word/2012/wordml" xmlns:wpg="http://schemas.microsoft.com/office/word/2010/wordprocessingGroup" xmlns:wpi="http://schemas.microsoft.com/office/word/2010/wordprocessingInk" xmlns:wne="http://schemas.microsoft.com/office/word/2006/wordml" xmlns:wps="http://schemas.microsoft.com/office/word/2010/wordprocessingShape" mc:Ignorable="w14 w15 wp14">
-  <w:comment w:id="0" w:author="Dayane" w:date="2026-10-03T23:42:10Z" w:initials="D">
+  <w:comment w:id="0" w:author="Sam" w:date="2026-10-03T23:42:10Z" w:initials="S">
     <w:p>
       <w:pPr>
         <w:spacing w:line="240" w:after="0" w:lineRule="auto" w:before="0"/>
